--- a/example_articles/states/Michigan/6.states_Michigan_Other_publisher.docx
+++ b/example_articles/states/Michigan/6.states_Michigan_Other_publisher.docx
@@ -27,17 +27,17 @@
     </w:p>
     <w:p>
       <w:r>
-        <w:t>Source File: Other publishers/Files (500) (17).DOCX</w:t>
+        <w:t>Source file: Other publishers/Files (500) (17).DOCX</w:t>
       </w:r>
     </w:p>
     <w:p>
       <w:r>
-        <w:t>Raw locations result: ['Michigan']</w:t>
+        <w:t>Raw locations result, 'locations': ['Michigan']</w:t>
       </w:r>
     </w:p>
     <w:p>
       <w:r>
-        <w:t>states_stand_flat (Standardized): Michigan</w:t>
+        <w:t>Standardized locations result, 'states_stand_flat': Michigan</w:t>
       </w:r>
     </w:p>
     <w:p>

--- a/example_articles/states/Michigan/6.states_Michigan_Other_publisher.docx
+++ b/example_articles/states/Michigan/6.states_Michigan_Other_publisher.docx
@@ -7,7 +7,7 @@
         <w:pStyle w:val="Heading1"/>
       </w:pPr>
       <w:r>
-        <w:t>Fraser goes to head of class in 'School Ties'</w:t>
+        <w:t>CLINTON // HOW HE PLAYED HIS CARDS // Front-runner took charge, got noticed</w:t>
       </w:r>
     </w:p>
     <w:p>
@@ -17,17 +17,17 @@
     </w:p>
     <w:p>
       <w:r>
-        <w:t>Date: 1992-09-18</w:t>
+        <w:t>Date: 1992-03-18</w:t>
       </w:r>
     </w:p>
     <w:p>
       <w:r>
-        <w:t>Section: LIFE; Pg. 5D</w:t>
+        <w:t>Section: NEWS; Pg. 1A; Cover Story</w:t>
       </w:r>
     </w:p>
     <w:p>
       <w:r>
-        <w:t>Source file: Other publishers/Files (500) (17).DOCX</w:t>
+        <w:t>Source file: Other publishers/Files (500) (28).DOCX</w:t>
       </w:r>
     </w:p>
     <w:p>
@@ -49,43 +49,65 @@
     </w:p>
     <w:p>
       <w:r>
-        <w:t>Encino Man. Big Man on Campus. That Brendan Fraser is one Renaissance dude.</w:t>
+        <w:t>For the first time in 25 years, the Democrats might finally have stumbled on a presidential candidate who knows how to play the game.</w:t>
         <w:br/>
-        <w:t>Away from the evil clutches of his Encino Man co-star, MTV goof Pauly Shore, Fraser proves he can out-act TV's Zipcode hunks Jason and Luke while majoring in GQ-glossy good looks in School Ties.</w:t>
+        <w:t>For all of Bill Clinton's liabilities - and he has many, beyond the tales of his personal life - the man who swept the Illinois and Michigan primaries Tuesday and emerged as his party's presumptive nominee might be the most formidable all-around politician the Democrats have produced since Robert Kennedy.</w:t>
         <w:br/>
-        <w:t>Let's not get the wrong idea, though. Ties is, after all, a serious movie about a serious subject - gratuitous shower-room tush shots aside. Set at a football-crazed prep academy in 1955, the drama avoids being a kind of Dead Jocks Society by nature of its well-handled central theme: anti-Semitism .</w:t>
+        <w:t>Clinton, who has twice as many delegates as Paul Tsongas, thrives not only on the TV screen but on the kind of hand-shaking, retail politics so many other politicians find dreary. More than that, he displays a command of pure political strategy that rivals not only his opponents, but the high-priced consultant talent he has assembled.</w:t>
         <w:br/>
-        <w:t>Fraser is David Greene, an all-star quarterback from a dingy working- class town who's recruited by the elite St. Matthew's in his senior year. So he'll have less trouble fitting in, both dad and coach encourage David to hide that he's Jewish. His coach at least is sensitive to possible dietary restrictions. Asked if there's anything he can't eat, a nonplused David declares, ''I can't eat turnips.''</w:t>
+        <w:t>Despite his complaints about press coverage, Clinton has trumped the nation's press corps, befriending key journalists with his engaging, cerebral discussion, often at private dinners, on such subjects as welfare reform. It is impossible to exaggerate how valuable the coverage was in vaulting the governor of a small state to the front of the pack.</w:t>
         <w:br/>
-        <w:t>All goes splendidly at first, with David's silver-spooned teammates admiring both his athletic prowess and lack of family pressure to succeed. And David maintains his cool, even when he hears a student explain how he ''Jewed'' down a salesman to nail a bargain.</w:t>
+        <w:t>Finally, Clinton has displayed what is arguably the most important attribute for a politician: an ability to read the changing mood of a primary electorate and tailor his appeal. ''It's his ability - and I'm not saying this as a negative - to be all things to all people,'' says New York State Democratic chairman John Marino.</w:t>
         <w:br/>
-        <w:t>But the slurs turn uglier once David's rival in sports and love (Matt Damon, whose puppy face nicely contrasts with his villainous intentions) learns the truth about his faith. Soon, the quarterback's challenges go far beyond the goal post.</w:t>
+        <w:t>Clinton displayed his political skills in Michigan, as he discussed the theme that had won him attention in Washington parlors: the notion that government help should require the recipient - either people on welfare or companies getting tax breaks - to give something back.</w:t>
         <w:br/>
-        <w:t>Director Robert Mandel (F/X) and his writers don't always score points for originality. There's the expected golden oldies (Earth Angel when David meets the shiksa of his dreams, pert Amy Locane), the kid driven to a nervous breakdown by bad grades and the pernicious French professor.</w:t>
+        <w:t>But on the eve of the critical primary in Michigan, that message was suddenly replaced by a crisp sentence that struck at the heart of a state ripped by racial division and shellshocked by losing 50,000 auto workers: ''Don't give anybody something for nothing anymore,'' Clinton said as students at working-class Wayne County High School cheered.</w:t>
         <w:br/>
-        <w:t>But the savviest move was to pass on a big-game finale and place David in the eye of a cheating scandal. It's a rare movie that prefers a moral victory over a rah-rah one.</w:t>
+        <w:t>To be sure, Clinton's success is at least partly attributable to luck. Conversations with voters from New Hampshire to Florida to Illinois make clear that the sour economy had spawned an electorate weary of rhetoric and hungry for the kind of detailed proposals Clinton pushed.</w:t>
         <w:br/>
-        <w:t>Susan Wloszczyna</w:t>
+        <w:t>His ideas - job training, targeted tax breaks to encourage corporate investment, a guaranteed scholarship program to be paid back by community service - could not have found more fertile ground.</w:t>
         <w:br/>
-        <w:t xml:space="preserve"> School Ties</w:t>
+        <w:t>Further, this moderate Southerner benefited from the fact the Democrats seem finally to have kicked their addiction to nominating liberals doomed to failure against Republicans. After 12 years of Republican rule, Democrats seem so hungry for victory that they were willing to sacrifice some litmus tests - such as the death penalty, which Clinton supports - to the altar of electability.</w:t>
         <w:br/>
-        <w:t>### (out of four)</w:t>
+        <w:t>''There's almost this instinct in the Democratic Party for victory,'' says Democratic consultant Robert Squier. ''He has played right into it.''</w:t>
         <w:br/>
-        <w:t>Brendan Fraser … David Greene</w:t>
+        <w:t>His campaign was helped immeasurably by the political calendar, front- loaded with Southern primaries. They gave Clinton both a lode of delegates and a burst of favorable publicity that helped him win landslides in Michigan and Illinois.</w:t>
         <w:br/>
-        <w:t>Chris O'Donnell … Reece</w:t>
+        <w:t>And on a basic level, Clinton benefited from competing against an extraordinarily weak field.</w:t>
         <w:br/>
-        <w:t>Andrew Lowery … McGivern</w:t>
+        <w:t>It's hard to believe the indefatigable Clinton would have survived the onlslaught of questions about his marriage or the draft had another strong candidate been in the race.</w:t>
         <w:br/>
-        <w:t>Matt Damon … Dillon</w:t>
+        <w:t>But Clinton's brawny, tireless response to the allegations left no doubt among Democrats that he would be a tough opponent to Bush.</w:t>
         <w:br/>
-        <w:t>A Paramount Pictures release. Produced by Stanley R. Jaffe, Sherry Lansing. Directed by Robert Mandel. Written by Dick Wolf, Darryl Ponicsan. In theaters nationally.  Rated PG-13 (adult theme, nudity, profanity).</w:t>
+        <w:t>''I don't know how to say this strong enough,'' Squier says. ''But I can't remember a time when a candidate has been more responsible for his successful candidacy.''</w:t>
+        <w:br/>
+        <w:t>Still, there are some problems in his candidacy that could become larger in the days ahead.</w:t>
+        <w:br/>
+        <w:t>First, it is sometimes difficult when watching Clinton discuss intricacies of policy-making with Washington columnists to tell how much is true persona, and how much is the cultivation of political image.</w:t>
+        <w:br/>
+        <w:t>The same questions arose when Clinton launched an angry, finger-pointing attack on Jerry Brown after his rival criticized his wife Hillary's business practices.</w:t>
+        <w:br/>
+        <w:t>To many viewers, that no doubt appeared as a noble defense of his wife by an angry husband. But Brown's attack was completely expected, Clinton aides say, suggesting the response was at least scripted.</w:t>
+        <w:br/>
+        <w:t>''The rap on Clinton is starting to be that he's too smooth: What's real and what's programmed?'' says the University of Virginia's Larry Sabato, himself unsure what to make of the performance. ''This was either not programmed or artifice so skillful that it sure looked real.''</w:t>
+        <w:br/>
+        <w:t>Interviews with voters repeatedly turn up people who call him slick - ''I think he's a scoundrel,'' says Linda Tomlinson, a ticket office manager in Flint, Mich. - or those who are upset with his private life. Republicans clearly have something to mine here: More than 1 in 3 of his own voters in Michigan and Illinois told pollsters they wanted someone else in the race.</w:t>
+        <w:br/>
+        <w:t>In addition, Clinton's frequent desire to straddle both sides of an issue - such as whether to support President Bush during the war against Iraq - has earned him the nickname ''Slick Willie.''</w:t>
+        <w:br/>
+        <w:t>A classic example of that came Tuesday night when a TV interviewer asked if Clinton had changed his message as the campaign went on: ''I haven't changed my message. The American people have changed what they want.''</w:t>
+        <w:br/>
+        <w:t>Clinton's advisers, heady Tuesday with the expectation he'd clinch the nomination, compared their candidate to Ronald Reagan. Each had a vivid view of where government should be going - a strong enough view to overcome any personal problems.</w:t>
+        <w:br/>
+        <w:t>''A lot of people used to think that the media were too easy on Reagan,'' says Clinton adviser Paul Begala. ''But the media did cover Reagan's foibles. People were ready to forgive Reagan's legion of faults because he believed in something. And Bill Clinton believes in something.</w:t>
+        <w:br/>
+        <w:t>''That is what is central to Clinton. He is not driven by some Messiah complex. He's driven by a sense of purpose.''</w:t>
         <w:br/>
         <w:br/>
         <w:t>Notes</w:t>
         <w:br/>
         <w:br/>
-        <w:t>MOVIE REVIEWS;</w:t>
+        <w:t>ELECTION '92; ANALYSIS</w:t>
         <w:br/>
         <w:br/>
         <w:t>Graphic</w:t>
@@ -93,11 +115,11 @@
         <w:br/>
         <w:t xml:space="preserve"> </w:t>
         <w:br/>
-        <w:t>PHOTO; b/w, Paramount Pictures</w:t>
+        <w:t>PHOTO FIRST; color, Duane Burleson, AP; PHOTO; color, Anne Ryan, USA TODAY</w:t>
         <w:br/>
         <w:t xml:space="preserve"> </w:t>
         <w:br/>
-        <w:t>CUTLINE: 'SCHOOL TIES': Brendan Fraser tries to hide that he's Jewish.</w:t>
+        <w:t>CUTLINE: THE ONLY WAY IS UP: Ark. Gov. Bill Clinton cheers after addressing a crowd of supporters awaiting Michigan and Illinois election returns Tuesday night at Chicago's Palmer House Hotel.</w:t>
       </w:r>
     </w:p>
     <w:sectPr>

--- a/example_articles/states/Michigan/6.states_Michigan_Other_publisher.docx
+++ b/example_articles/states/Michigan/6.states_Michigan_Other_publisher.docx
@@ -7,7 +7,7 @@
         <w:pStyle w:val="Heading1"/>
       </w:pPr>
       <w:r>
-        <w:t>CLINTON // HOW HE PLAYED HIS CARDS // Front-runner took charge, got noticed</w:t>
+        <w:t>NOW, THEY'RE TALKING ABOUT TALK SHOWS EXPLOITATIVE OR BENEFICIAL? IN THIS CASE, THE ELEMENT OF SURPRISE BACKFIRED.</w:t>
       </w:r>
     </w:p>
     <w:p>
@@ -17,17 +17,17 @@
     </w:p>
     <w:p>
       <w:r>
-        <w:t>Date: 1992-03-18</w:t>
+        <w:t>Date: 1995-03-12</w:t>
       </w:r>
     </w:p>
     <w:p>
       <w:r>
-        <w:t>Section: NEWS; Pg. 1A; Cover Story</w:t>
+        <w:t>Section: NATIONAL; Pg. A04</w:t>
       </w:r>
     </w:p>
     <w:p>
       <w:r>
-        <w:t>Source file: Other publishers/Files (500) (28).DOCX</w:t>
+        <w:t>Source file: Other publishers/Files (500) (29).DOCX</w:t>
       </w:r>
     </w:p>
     <w:p>
@@ -49,65 +49,63 @@
     </w:p>
     <w:p>
       <w:r>
-        <w:t>For the first time in 25 years, the Democrats might finally have stumbled on a presidential candidate who knows how to play the game.</w:t>
+        <w:t>To Phil Donahue, the elder statesman of television talk shows, he and all the Oprahs, Sallys, Rickis and Jennys are an absolute boon to society.</w:t>
         <w:br/>
-        <w:t>For all of Bill Clinton's liabilities - and he has many, beyond the tales of his personal life - the man who swept the Illinois and Michigan primaries Tuesday and emerged as his party's presumptive nominee might be the most formidable all-around politician the Democrats have produced since Robert Kennedy.</w:t>
+        <w:t>"It was a much more comfortable world for abusers when we were growing up," he said in an interview last year. "I think these programs have made a major contribution towards the empowerment of people who otherwise would still be walking around half a person because of the deep, dark secret that couldn't be let out."</w:t>
         <w:br/>
-        <w:t>Clinton, who has twice as many delegates as Paul Tsongas, thrives not only on the TV screen but on the kind of hand-shaking, retail politics so many other politicians find dreary. More than that, he displays a command of pure political strategy that rivals not only his opponents, but the high-priced consultant talent he has assembled.</w:t>
+        <w:t>To Wendy Kaminer, who studied talk shows for her book I'm Dysfunctional, You're Dysfunctional, the shows often recklessly exploit some of society's most fragile people.</w:t>
         <w:br/>
-        <w:t>Despite his complaints about press coverage, Clinton has trumped the nation's press corps, befriending key journalists with his engaging, cerebral discussion, often at private dinners, on such subjects as welfare reform. It is impossible to exaggerate how valuable the coverage was in vaulting the governor of a small state to the front of the pack.</w:t>
+        <w:t>"They invite troubled, damaged, sometimes pathetic people to fight with each other on television," she said in an interview Friday. "It seems so destructive to me."</w:t>
         <w:br/>
-        <w:t>Finally, Clinton has displayed what is arguably the most important attribute for a politician: an ability to read the changing mood of a primary electorate and tailor his appeal. ''It's his ability - and I'm not saying this as a negative - to be all things to all people,'' says New York State Democratic chairman John Marino.</w:t>
+        <w:t>And Vicki Abt, a sociology professor at Pennsylvania State University's Ogontz campus who has written critically about the talk-show culture, said sardonically: "They allow you to mainline deviants. Before, we had to go to</w:t>
         <w:br/>
-        <w:t>Clinton displayed his political skills in Michigan, as he discussed the theme that had won him attention in Washington parlors: the notion that government help should require the recipient - either people on welfare or companies getting tax breaks - to give something back.</w:t>
+        <w:t>freak shows. It's not that we didn't have dysfunctional people. But they were laughed at and stigmatized. Now you become a celebrity."</w:t>
         <w:br/>
-        <w:t>But on the eve of the critical primary in Michigan, that message was suddenly replaced by a crisp sentence that struck at the heart of a state ripped by racial division and shellshocked by losing 50,000 auto workers: ''Don't give anybody something for nothing anymore,'' Clinton said as students at working-class Wayne County High School cheered.</w:t>
+        <w:t>Talk shows, and all the questions they raise - Why do people appear on them? Are the shows dangerous? Are they useful? - were suddenly the talk of the media late last week when one of them ended in homicide.</w:t>
         <w:br/>
-        <w:t>To be sure, Clinton's success is at least partly attributable to luck. Conversations with voters from New Hampshire to Florida to Illinois make clear that the sour economy had spawned an electorate weary of rhetoric and hungry for the kind of detailed proposals Clinton pushed.</w:t>
+        <w:t>John Schmitz, 24, a guest on the Jenny Jones show that was taped Monday in Chicago but never televised, had been invited to meet someone who had a crush on him. To his surprise and apparent consternation, that someone turned out to be a man he had met in his working-class Detroit suburb of Orion Township.</w:t>
         <w:br/>
-        <w:t>His ideas - job training, targeted tax breaks to encourage corporate investment, a guaranteed scholarship program to be paid back by community service - could not have found more fertile ground.</w:t>
+        <w:t>The more he thought about it, said Oakland County officials, the angrier and more embarrassed Schmitz grew, and Thursday morning he went to the mobile home of the admirer, Scott Amedure, 32, and shot him twice in the chest. Schmitz turned himself in shortly after the shooting, but he pleaded not guilty on Friday and was held without bail.</w:t>
         <w:br/>
-        <w:t>Further, this moderate Southerner benefited from the fact the Democrats seem finally to have kicked their addiction to nominating liberals doomed to failure against Republicans. After 12 years of Republican rule, Democrats seem so hungry for victory that they were willing to sacrifice some litmus tests - such as the death penalty, which Clinton supports - to the altar of electability.</w:t>
+        <w:t>"In my view, the Jenny Jones show ambushed this defendant with humiliation," said Richard Thompson, the Oakland County prosecutor. "And in retaliation, this defendant ambushed the victim with a shotgun."</w:t>
         <w:br/>
-        <w:t>''There's almost this instinct in the Democratic Party for victory,'' says Democratic consultant Robert Squier. ''He has played right into it.''</w:t>
+        <w:t>Jim Paratore, president of the Time Warner subsidiary that produces Jenny Jones, issued a statement Friday saying each guest on the program, called "Secret Admirers," was "fully briefed and each were told that their secret admirer could be a man or a woman . . . no one was lied to, no one was misled." The statement did not say whether Schmitz was given any indication that his admirer was a male.</w:t>
         <w:br/>
-        <w:t>His campaign was helped immeasurably by the political calendar, front- loaded with Southern primaries. They gave Clinton both a lode of delegates and a burst of favorable publicity that helped him win landslides in Michigan and Illinois.</w:t>
+        <w:t>Abt, the Penn State sociologist, said that talk shows have changed over the years, but that the Jones show was consistent with the current fad of "outing people. If you have a secret about your boyfriend that you're afraid to tell your mother, tell Jenny. Tell it in front of 20 million people."</w:t>
         <w:br/>
-        <w:t>And on a basic level, Clinton benefited from competing against an extraordinarily weak field.</w:t>
+        <w:t>On other talk shows, people have been reunited with past lovers, estranged family members and parents who had put them up for adoption.</w:t>
         <w:br/>
-        <w:t>It's hard to believe the indefatigable Clinton would have survived the onlslaught of questions about his marriage or the draft had another strong candidate been in the race.</w:t>
+        <w:t>On Sally Jessy Raphael's Friday show, a mother said of her son's wife: "She is a liar, she's a cheat, she's a sneak, she's a manipulator."</w:t>
         <w:br/>
-        <w:t>But Clinton's brawny, tireless response to the allegations left no doubt among Democrats that he would be a tough opponent to Bush.</w:t>
+        <w:t>And Ricki Lake had children complaining because their mothers sleep around.</w:t>
         <w:br/>
-        <w:t>''I don't know how to say this strong enough,'' Squier says. ''But I can't remember a time when a candidate has been more responsible for his successful candidacy.''</w:t>
+        <w:t>Frequently, the shows end in shouting matches, even physical battling, making it clear why the guests ended their relationships in the first place.</w:t>
         <w:br/>
-        <w:t>Still, there are some problems in his candidacy that could become larger in the days ahead.</w:t>
+        <w:t>Before the "outing" shows, said Abt, the talk hosts meandered through a "psychobabble" phase, when, for instance, promiscuous women would link their sex habits to having been abused as children, and then a psychologist would explain the syndrome and offer comfort.</w:t>
         <w:br/>
-        <w:t>First, it is sometimes difficult when watching Clinton discuss intricacies of policy-making with Washington columnists to tell how much is true persona, and how much is the cultivation of political image.</w:t>
+        <w:t>"We were seeing psychotherapy in action, supposedly," Abt said. "But we know that's not a spectator sport and the real therapist goes slow. On these shows, they're giving you advice in two minutes."</w:t>
         <w:br/>
-        <w:t>The same questions arose when Clinton launched an angry, finger-pointing attack on Jerry Brown after his rival criticized his wife Hillary's business practices.</w:t>
+        <w:t>One frequent advice-giver is Gilda Carle, of Yonkers, N.Y., who calls herself a psychotherapist, although she said in an interview Friday that she had a doctorate in communications and no degree in psychology. Carle said she had appeared on more than 100 talk shows last year.</w:t>
         <w:br/>
-        <w:t>To many viewers, that no doubt appeared as a noble defense of his wife by an angry husband. But Brown's attack was completely expected, Clinton aides say, suggesting the response was at least scripted.</w:t>
+        <w:t>"I facilitate the healing process," she said. "It's not therapy we can give in a matter of 10 or 15 minutes. We can start the healing process, give tips and suggest to people where they can go from here. . . . I think I'm lending some kind of a moral add-on to people who have lost their morality."</w:t>
         <w:br/>
-        <w:t>''The rap on Clinton is starting to be that he's too smooth: What's real and what's programmed?'' says the University of Virginia's Larry Sabato, himself unsure what to make of the performance. ''This was either not programmed or artifice so skillful that it sure looked real.''</w:t>
+        <w:t>And yes, she said, some surprise outings on shows can be beneficial.</w:t>
         <w:br/>
-        <w:t>Interviews with voters repeatedly turn up people who call him slick - ''I think he's a scoundrel,'' says Linda Tomlinson, a ticket office manager in Flint, Mich. - or those who are upset with his private life. Republicans clearly have something to mine here: More than 1 in 3 of his own voters in Michigan and Illinois told pollsters they wanted someone else in the race.</w:t>
+        <w:t>"This is a way to be heard," she said, "and the beginning to being healed. In some cases, it's healthy to be reunited with someone you're looking for, to have a catharsis with someone you've fought with, to speak with someone who refuses to hear you. The problem may come when the other person finds it too difficult to hear what is being told."</w:t>
         <w:br/>
-        <w:t>In addition, Clinton's frequent desire to straddle both sides of an issue - such as whether to support President Bush during the war against Iraq - has earned him the nickname ''Slick Willie.''</w:t>
+        <w:t>To both Abt and Kaminer this amounts to more psychobabble.</w:t>
         <w:br/>
-        <w:t>A classic example of that came Tuesday night when a TV interviewer asked if Clinton had changed his message as the campaign went on: ''I haven't changed my message. The American people have changed what they want.''</w:t>
+        <w:t>"They tell you they care about you, that this will help you," said Abt. "Most of these people (talk-show hosts) are entertainers. It's disingenuous to put themselves out as therapy people. But they give advice like you need more self-esteem, etc.</w:t>
         <w:br/>
-        <w:t>Clinton's advisers, heady Tuesday with the expectation he'd clinch the nomination, compared their candidate to Ronald Reagan. Each had a vivid view of where government should be going - a strong enough view to overcome any personal problems.</w:t>
+        <w:t>"The producers are all upper-class and educated. They know it's garbage. The guests are lower-class and illiterate."</w:t>
         <w:br/>
-        <w:t>''A lot of people used to think that the media were too easy on Reagan,'' says Clinton adviser Paul Begala. ''But the media did cover Reagan's foibles. People were ready to forgive Reagan's legion of faults because he believed in something. And Bill Clinton believes in something.</w:t>
+        <w:t>Kaminer, who is based at the Radcliffe Public Policy Center in Cambridge, Mass., said people go on not to be heard, but because "it offers a promise of celebrity; it's a high. How else is he or she going to get on Oprah unless he or she is willing to talk about some outrageous belief or habit?</w:t>
         <w:br/>
-        <w:t>''That is what is central to Clinton. He is not driven by some Messiah complex. He's driven by a sense of purpose.''</w:t>
+        <w:t>"You go on Oprah and you get to meet Oprah. And Oprah will hug you. This is so much better than an autograph. You get to go on her show and she hugs you, and for almost an hour you get to be a celebrity."</w:t>
         <w:br/>
+        <w:t>Kaminer, whose book raises questions about 12-step recovery programs, said that she had appeared on several talk shows, but that she refused to do Raphael's because it wanted her to debate graduates of such programs.</w:t>
         <w:br/>
-        <w:t>Notes</w:t>
-        <w:br/>
-        <w:br/>
-        <w:t>ELECTION '92; ANALYSIS</w:t>
+        <w:t>" I didn't want to engage with these people or attack them," she said. "I thought that was highly irresponsible. You don't know what kind of damage you can do to people. I have a pretty sharp tongue. They don't know what they're letting loose."</w:t>
         <w:br/>
         <w:br/>
         <w:t>Graphic</w:t>
@@ -115,11 +113,16 @@
         <w:br/>
         <w:t xml:space="preserve"> </w:t>
         <w:br/>
-        <w:t>PHOTO FIRST; color, Duane Burleson, AP; PHOTO; color, Anne Ryan, USA TODAY</w:t>
+        <w:t>PHOTO;</w:t>
         <w:br/>
-        <w:t xml:space="preserve"> </w:t>
         <w:br/>
-        <w:t>CUTLINE: THE ONLY WAY IS UP: Ark. Gov. Bill Clinton cheers after addressing a crowd of supporters awaiting Michigan and Illinois election returns Tuesday night at Chicago's Palmer House Hotel.</w:t>
+        <w:t>PHOTO (3)</w:t>
+        <w:br/>
+        <w:t>1. John Schmitz, 24, is being held without bail in the slaying.</w:t>
+        <w:br/>
+        <w:t>2. Jenny Jones hosts the show that bears her name.</w:t>
+        <w:br/>
+        <w:t>3. Scott Amedure revealed his crush and was shot twice.</w:t>
       </w:r>
     </w:p>
     <w:sectPr>
